--- a/public/resume/Resume-Developer-Sumido.docx
+++ b/public/resume/Resume-Developer-Sumido.docx
@@ -146,7 +146,7 @@
           <w:spacing w:val="0"/>
           <w:color w:val="141414"/>
         </w:rPr>
-        <w:t xml:space="preserve">React 19, Next.js, Angular 21 (signals, zoneless, SSR), Redux, Zustand, TanStack Query, MUI, Tailwind, Framer Motion, GSAP</w:t>
+        <w:t>React 19, Next.js, Angular 21, Redux, Zustand, TanStack Query, MUI, Tailwind, Framer Motion, GSAP</w:t>
       </w:r>
     </w:p>
     <w:p>
@@ -381,7 +381,7 @@
           <w:spacing w:val="0"/>
           <w:color w:val="141414"/>
         </w:rPr>
-        <w:t xml:space="preserve">Led frontend development of Helika's enterprise gaming-analytics platform as top contributor across its core apps: 456 of 829 commits (~55%) on the ~100K-line analytics portal and 2,300+ commits on the ~93K-line AI content platform, shipping 170+ tracked feature tickets in React, Next.js, and TypeScript.</w:t>
+        <w:t>Led frontend development of Helika's enterprise gaming-analytics platform as top contributor, building a reusable 15-component charting library powering game, web, and on-chain dashboards of 20+ visualizations each in React, Next.js, and TypeScript.</w:t>
       </w:r>
     </w:p>
     <w:p>
@@ -489,36 +489,36 @@
           <w:spacing w:val="0"/>
           <w:color w:val="141414"/>
         </w:rPr>
-        <w:t xml:space="preserve">Built the portal's drag-and-drop Dashboard and Visual Designer (ECharts, ag-Grid, gridstack) and a reusable 15-component charting library powering game, web, and on-chain dashboards of 20+ visualizations each, serving studios including Nexon.</w:t>
-      </w:r>
-    </w:p>
-    <w:p>
-      <w:pPr>
-        <w:ind w:left="720" w:first-line="-720"/>
-        <w:spacing w:after="80"/>
-      </w:pPr>
-      <w:r>
-        <w:rPr>
-          <w:rFonts w:ascii="Helvetica Neue" w:hAnsi="Helvetica Neue" w:cs="Helvetica Neue"/>
-          <w:sz w:val="28"/>
-          <w:sz-cs w:val="28"/>
-          <w:color w:val="141414"/>
-        </w:rPr>
-        <w:t xml:space="preserve"/>
-        <w:tab/>
-        <w:t xml:space="preserve">•</w:t>
-        <w:tab/>
-        <w:t xml:space="preserve"/>
-      </w:r>
-      <w:r>
-        <w:rPr>
-          <w:rFonts w:ascii="Helvetica Neue" w:hAnsi="Helvetica Neue" w:cs="Helvetica Neue"/>
-          <w:sz w:val="28"/>
-          <w:sz-cs w:val="28"/>
-          <w:spacing w:val="0"/>
-          <w:color w:val="141414"/>
-        </w:rPr>
-        <w:t xml:space="preserve">Drove portal-wide performance work: rewrote the 3,600-line API/query layer in a 107-file refactor with a net code reduction, built a data-service cache-busting system, eliminated redundant network calls, and modularized monolithic components.</w:t>
+        <w:t>Built the portal's drag-and-drop Dashboard and Visual Designer (ECharts, ag-Grid, gridstack) powering game, web, and on-chain dashboards, serving multiple enterprise studios.</w:t>
+      </w:r>
+    </w:p>
+    <w:p>
+      <w:pPr>
+        <w:ind w:left="720" w:first-line="-720"/>
+        <w:spacing w:after="80"/>
+      </w:pPr>
+      <w:r>
+        <w:rPr>
+          <w:rFonts w:ascii="Helvetica Neue" w:hAnsi="Helvetica Neue" w:cs="Helvetica Neue"/>
+          <w:sz w:val="28"/>
+          <w:sz-cs w:val="28"/>
+          <w:color w:val="141414"/>
+        </w:rPr>
+        <w:t xml:space="preserve"/>
+        <w:tab/>
+        <w:t xml:space="preserve">•</w:t>
+        <w:tab/>
+        <w:t xml:space="preserve"/>
+      </w:r>
+      <w:r>
+        <w:rPr>
+          <w:rFonts w:ascii="Helvetica Neue" w:hAnsi="Helvetica Neue" w:cs="Helvetica Neue"/>
+          <w:sz w:val="28"/>
+          <w:sz-cs w:val="28"/>
+          <w:spacing w:val="0"/>
+          <w:color w:val="141414"/>
+        </w:rPr>
+        <w:t>Drove portal-wide performance work: rewrote the API/query layer in a large refactor with a net code reduction of over 15%, built a data-service cache-busting system, eliminated redundant network calls, and modularized monolithic components.</w:t>
       </w:r>
     </w:p>
     <w:p>
@@ -774,6 +774,35 @@
           <w:color w:val="141414"/>
         </w:rPr>
         <w:t xml:space="preserve">Developed survey-driven data-collection workflows with validation logic and automated testing, and automated data-processing pipelines that reduced manual effort and improved data quality.</w:t>
+      </w:r>
+    </w:p>
+    <w:p>
+      <w:pPr>
+        <w:ind w:left="720" w:first-line="-720"/>
+        <w:spacing w:after="80"/>
+      </w:pPr>
+      <w:r>
+        <w:rPr>
+          <w:rFonts w:ascii="Helvetica Neue" w:hAnsi="Helvetica Neue" w:cs="Helvetica Neue"/>
+          <w:sz w:val="28"/>
+          <w:sz-cs w:val="28"/>
+          <w:color w:val="141414"/>
+        </w:rPr>
+        <w:t xml:space="preserve"/>
+        <w:tab/>
+        <w:t xml:space="preserve">•</w:t>
+        <w:tab/>
+        <w:t xml:space="preserve"/>
+      </w:r>
+      <w:r>
+        <w:rPr>
+          <w:rFonts w:ascii="Helvetica Neue" w:hAnsi="Helvetica Neue" w:cs="Helvetica Neue"/>
+          <w:sz w:val="28"/>
+          <w:sz-cs w:val="28"/>
+          <w:spacing w:val="0"/>
+          <w:color w:val="141414"/>
+        </w:rPr>
+        <w:t>Reduced data-analytics QA time by 80% through automated verification queries.</w:t>
       </w:r>
     </w:p>
     <w:p>
